--- a/landing-page/program-detail/rushford-business-school/mba/07-mba-in-healthcare-leadership.docx
+++ b/landing-page/program-detail/rushford-business-school/mba/07-mba-in-healthcare-leadership.docx
@@ -336,7 +336,7 @@
     </w:p>
     <w:p>
       <w:r>
-        <w:t>Healthcare leadership sits on an uncomfortable fence: patient outcomes on one side, budgets, policy, and regulation on the other. This MBA is for the people expected to stand on that fence. After the Rushford management core, the specialization works through healthcare economics, policy, information systems, ethics and medicolegal issues, telemedicine, and the emotional intelligence that evidence-based, patient-centered care actually demands.</w:t>
+        <w:t>Healthcare leadership sits on an uncomfortable fence: patient outcomes on one side, budgets, policy, and regulation on the other. This MBA is for the people expected to stand on that fence. After the Rushford management core, the specialisation works through healthcare economics, policy, information systems, ethics and medicolegal issues, telemedicine, and the emotional intelligence that evidence-based, patient-centered care actually demands.</w:t>
       </w:r>
     </w:p>
     <w:p>
@@ -375,7 +375,7 @@
     </w:p>
     <w:p>
       <w:r>
-        <w:t>The UAE healthcare market was valued at USD 3.4 billion in 2025 and is forecast to reach USD 6.63 billion by 2032. Expansion means new departments, and departments need heads.</w:t>
+        <w:t>The UAE keeps opening and expanding healthcare facilities. Expansion means new departments, and departments need heads.</w:t>
       </w:r>
     </w:p>
     <w:p>
@@ -616,7 +616,7 @@
     </w:p>
     <w:p>
       <w:r>
-        <w:t>Four stages: management foundations, the business core, the healthcare leadership specialization, and a capstone on a live problem from the sector.</w:t>
+        <w:t>Four stages: management foundations, the business core, the healthcare leadership specialisation, and a capstone on a live problem from the sector.</w:t>
       </w:r>
     </w:p>
     <w:p>
@@ -747,7 +747,7 @@
         <w:spacing w:before="200"/>
       </w:pPr>
       <w:r>
-        <w:t>Stage 3 · The healthcare leadership specialization</w:t>
+        <w:t>Stage 3 · The healthcare leadership specialisation</w:t>
       </w:r>
     </w:p>
     <w:p>
@@ -1040,7 +1040,7 @@
     </w:p>
     <w:p>
       <w:r>
-        <w:t>MarkNtel values the UAE healthcare market at USD 3.4 billion in 2025, projected to reach USD 6.63 billion by 2032. Growth at that pace is a management problem as much as a clinical one.</w:t>
+        <w:t>UAE healthcare keeps expanding year after year. Growth at that pace is a management problem as much as a clinical one.</w:t>
       </w:r>
     </w:p>
     <w:p>
@@ -1066,7 +1066,7 @@
     </w:p>
     <w:p>
       <w:r>
-        <w:t>Taggd's 2026 GCC study reports nine in ten employers struggling with skill shortages, and healthcare administration is short on formally trained managers.</w:t>
+        <w:t>Across the Gulf, employers keep reporting shortages of qualified candidates, and healthcare administration is short on formally trained managers.</w:t>
       </w:r>
     </w:p>
     <w:p>
@@ -1079,7 +1079,7 @@
     </w:p>
     <w:p>
       <w:r>
-        <w:t>The specialization treats telemedicine and technology change as management subjects, matching how Gulf health systems are actually deploying them.</w:t>
+        <w:t>The specialisation treats telemedicine and technology change as management subjects, matching how Gulf health systems are actually deploying them.</w:t>
       </w:r>
     </w:p>
     <w:p>

--- a/landing-page/program-detail/rushford-business-school/mba/07-mba-in-healthcare-leadership.docx
+++ b/landing-page/program-detail/rushford-business-school/mba/07-mba-in-healthcare-leadership.docx
@@ -38,7 +38,7 @@
         <w:t xml:space="preserve">Meta Description: </w:t>
       </w:r>
       <w:r>
-        <w:t>16-month online MBA in Healthcare Leadership from Rushford Business School. Policy, operations, patient experience. 90 ECTS, AED instalments. Enquire now.</w:t>
+        <w:t>16-month online MBA in Healthcare Leadership from Rushford Business School. Policy, operations, patient experience. 90 ECTS, AED installments. Enquire now.</w:t>
       </w:r>
     </w:p>
     <w:p>
@@ -126,7 +126,7 @@
         <w:pStyle w:val="Heading2"/>
       </w:pPr>
       <w:r>
-        <w:t>Programme at a Glance</w:t>
+        <w:t>Program At A Glance</w:t>
       </w:r>
     </w:p>
     <w:tbl>
@@ -331,12 +331,12 @@
         <w:pStyle w:val="Heading2"/>
       </w:pPr>
       <w:r>
-        <w:t>Programme Overview</w:t>
+        <w:t>Program Overview</w:t>
       </w:r>
     </w:p>
     <w:p>
       <w:r>
-        <w:t>Healthcare leadership sits on an uncomfortable fence: patient outcomes on one side, budgets, policy, and regulation on the other. This MBA is for the people expected to stand on that fence. After the Rushford management core, the specialisation works through healthcare economics, policy, information systems, ethics and medicolegal issues, telemedicine, and the emotional intelligence that evidence-based, patient-centered care actually demands.</w:t>
+        <w:t>Healthcare leadership sits on an uncomfortable fence: patient outcomes on one side, budgets, policy, and regulation on the other. This MBA is for the people expected to stand on that fence. After the Rushford management core, the specialization works through healthcare economics, policy, information systems, ethics and medicolegal issues, telemedicine, and the emotional intelligence that evidence-based, patient-centered care actually demands.</w:t>
       </w:r>
     </w:p>
     <w:p>
@@ -349,7 +349,7 @@
         <w:pStyle w:val="Heading2"/>
       </w:pPr>
       <w:r>
-        <w:t>Why Choose This Programme</w:t>
+        <w:t>Why Choose This Program</w:t>
       </w:r>
     </w:p>
     <w:p>
@@ -362,7 +362,7 @@
     </w:p>
     <w:p>
       <w:r>
-        <w:t>Evenings, three-week courses, fully online. The programme assumes you are still on the rota.</w:t>
+        <w:t>Evenings, three-week courses, fully online. The program assumes you are still on the rota.</w:t>
       </w:r>
     </w:p>
     <w:p>
@@ -414,7 +414,7 @@
     </w:p>
     <w:p>
       <w:r>
-        <w:t>Instalments sit against salary dates, with the schedule written down first.</w:t>
+        <w:t>Installments sit against salary dates, with the schedule written down first.</w:t>
       </w:r>
     </w:p>
     <w:p>
@@ -582,7 +582,7 @@
         <w:pStyle w:val="ListBullet"/>
       </w:pPr>
       <w:r>
-        <w:t>Medical Centre Director</w:t>
+        <w:t>Medical Center Director</w:t>
       </w:r>
     </w:p>
     <w:p>
@@ -598,7 +598,7 @@
         <w:pStyle w:val="ListBullet"/>
       </w:pPr>
       <w:r>
-        <w:t>Telehealth Programme Manager</w:t>
+        <w:t>Telehealth Program Manager</w:t>
       </w:r>
     </w:p>
     <w:p>
@@ -606,7 +606,7 @@
         <w:pStyle w:val="Heading2"/>
       </w:pPr>
       <w:r>
-        <w:t>Programme Structure</w:t>
+        <w:t>Program Structure</w:t>
       </w:r>
     </w:p>
     <w:p>
@@ -616,7 +616,7 @@
     </w:p>
     <w:p>
       <w:r>
-        <w:t>Four stages: management foundations, the business core, the healthcare leadership specialisation, and a capstone on a live problem from the sector.</w:t>
+        <w:t>Four stages: management foundations, the business core, the healthcare leadership specialization, and a capstone on a live problem from the sector.</w:t>
       </w:r>
     </w:p>
     <w:p>
@@ -747,7 +747,7 @@
         <w:spacing w:before="200"/>
       </w:pPr>
       <w:r>
-        <w:t>Stage 3 · The healthcare leadership specialisation</w:t>
+        <w:t>Stage 3 · The healthcare leadership specialization</w:t>
       </w:r>
     </w:p>
     <w:p>
@@ -932,7 +932,7 @@
                 <w:b/>
                 <w:sz w:val="20"/>
               </w:rPr>
-              <w:t>Affordable instalments</w:t>
+              <w:t>Affordable installments</w:t>
             </w:r>
           </w:p>
         </w:tc>
@@ -1003,7 +1003,7 @@
               <w:rPr>
                 <w:sz w:val="20"/>
               </w:rPr>
-              <w:t>Enrolment handled with you, document by document</w:t>
+              <w:t>Enrollment handled with you, document by document</w:t>
             </w:r>
           </w:p>
         </w:tc>
@@ -1079,7 +1079,7 @@
     </w:p>
     <w:p>
       <w:r>
-        <w:t>The specialisation treats telemedicine and technology change as management subjects, matching how Gulf health systems are actually deploying them.</w:t>
+        <w:t>The specialization treats telemedicine and technology change as management subjects, matching how Gulf health systems are actually deploying them.</w:t>
       </w:r>
     </w:p>
     <w:p>
@@ -1196,7 +1196,7 @@
                 <w:b/>
                 <w:sz w:val="20"/>
               </w:rPr>
-              <w:t>Monthly Instalments</w:t>
+              <w:t>Monthly Installments</w:t>
             </w:r>
           </w:p>
         </w:tc>
@@ -1281,7 +1281,7 @@
         <w:t xml:space="preserve">Request the fee structure: </w:t>
       </w:r>
       <w:r>
-        <w:t>Fees depend on intake and study mode, which is why no fixed number appears on this page. Admissions sends a personal breakdown on request, free and without obligation. Across our Master's programmes, totals usually land between AED 16,000 and 40,000.</w:t>
+        <w:t>Fees depend on intake and study mode, which is why no fixed number is published up front. Admissions sends a personal breakdown on request, free and without obligation. Across our Master's programs, totals usually land between AED 16,000 and 40,000.</w:t>
       </w:r>
     </w:p>
     <w:sectPr>
